--- a/Cover_Letters/Shinoy_Leadinfo_Senior_Full_Stack_Engineer_Cover_Letter.docx
+++ b/Cover_Letters/Shinoy_Leadinfo_Senior_Full_Stack_Engineer_Cover_Letter.docx
@@ -14,7 +14,7 @@
     </w:p>
     <w:p>
       <w:r>
-        <w:t>October 23, 2026</w:t>
+        <w:t>October 24, 2026</w:t>
       </w:r>
     </w:p>
     <w:p>
@@ -35,12 +35,12 @@
     </w:p>
     <w:p>
       <w:r>
-        <w:t>While my primary background is in QA automation and backend validation rather than full-stack development, I have spent over 8 years working closely with backend systems, REST APIs, and AWS infrastructure. In my recent roles, I have built and maintained automation frameworks using TypeScript and managed cloud environments with AWS and Terraform. I also have hands-on experience using Gemini Code Assist to streamline test generation and deployment scripts.</w:t>
+        <w:t>While my primary background is in QA automation and backend validation rather than full-stack development, I have spent several years working closely with backend systems, REST APIs, and AWS infrastructure. In my recent role at Tata Consultancy Services, I managed deployment pipelines, configured environments with Terraform and AWS, and used tools like Gemini Code Assist to streamline test script generation. I am comfortable working with technical support escalations and root-cause analysis to keep production systems stable.</w:t>
       </w:r>
     </w:p>
     <w:p>
       <w:r>
-        <w:t>I am comfortable jumping into existing codebases, debugging issues, and working independently to ensure system reliability. I appreciate your focus on building a robust platform and handling technical ownership across systems.</w:t>
+        <w:t>I appreciate the chance to be considered for this role and the focus Leadinfo places on reliable systems and product ownership.</w:t>
       </w:r>
     </w:p>
     <w:p>
